--- a/00_CADRAGE/06_Registre_des_risques.docx
+++ b/00_CADRAGE/06_Registre_des_risques.docx
@@ -2,18 +2,61 @@
 <file path=word/document.xml><?xml version="1.0" encoding="utf-8"?>
 <w:document xmlns:wpc="http://schemas.microsoft.com/office/word/2010/wordprocessingCanvas" xmlns:cx="http://schemas.microsoft.com/office/drawing/2014/chartex" xmlns:cx1="http://schemas.microsoft.com/office/drawing/2015/9/8/chartex" xmlns:cx2="http://schemas.microsoft.com/office/drawing/2015/10/21/chartex" xmlns:cx3="http://schemas.microsoft.com/office/drawing/2016/5/9/chartex" xmlns:cx4="http://schemas.microsoft.com/office/drawing/2016/5/10/chartex" xmlns:cx5="http://schemas.microsoft.com/office/drawing/2016/5/11/chartex" xmlns:cx6="http://schemas.microsoft.com/office/drawing/2016/5/12/chartex" xmlns:cx7="http://schemas.microsoft.com/office/drawing/2016/5/13/chartex" xmlns:cx8="http://schemas.microsoft.com/office/drawing/2016/5/14/chartex" xmlns:mc="http://schemas.openxmlformats.org/markup-compatibility/2006" xmlns:aink="http://schemas.microsoft.com/office/drawing/2016/ink" xmlns:am3d="http://schemas.microsoft.com/office/drawing/2017/model3d" xmlns:o="urn:schemas-microsoft-com:office:office" xmlns:oel="http://schemas.microsoft.com/office/2019/extlst" xmlns:r="http://schemas.openxmlformats.org/officeDocument/2006/relationships" xmlns:m="http://schemas.openxmlformats.org/officeDocument/2006/math" xmlns:v="urn:schemas-microsoft-com:vml" xmlns:wp14="http://schemas.microsoft.com/office/word/2010/wordprocessingDrawing" xmlns:wp="http://schemas.openxmlformats.org/drawingml/2006/wordprocessingDrawing" xmlns:w10="urn:schemas-microsoft-com:office:word" xmlns:w="http://schemas.openxmlformats.org/wordprocessingml/2006/main" xmlns:w14="http://schemas.microsoft.com/office/word/2010/wordml" xmlns:w15="http://schemas.microsoft.com/office/word/2012/wordml" xmlns:w16cei="http://schemas.microsoft.com/office/word/2026/wordml/cei" xmlns:w16cex="http://schemas.microsoft.com/office/word/2018/wordml/cex" xmlns:w16cid="http://schemas.microsoft.com/office/word/2016/wordml/cid" xmlns:w16="http://schemas.microsoft.com/office/word/2018/wordml" xmlns:w16du="http://schemas.microsoft.com/office/word/2023/wordml/word16du" xmlns:w16sdtdh="http://schemas.microsoft.com/office/word/2020/wordml/sdtdatahash" xmlns:w16sdtfl="http://schemas.microsoft.com/office/word/2024/wordml/sdtformatlock" xmlns:w16se="http://schemas.microsoft.com/office/word/2015/wordml/symex" xmlns:wpg="http://schemas.microsoft.com/office/word/2010/wordprocessingGroup" xmlns:wpi="http://schemas.microsoft.com/office/word/2010/wordprocessingInk" xmlns:wne="http://schemas.microsoft.com/office/word/2006/wordml" xmlns:wps="http://schemas.microsoft.com/office/word/2010/wordprocessingShape" mc:Ignorable="w14 w15 w16se w16cid w16 w16cex w16sdtdh w16sdtfl w16du wp14">
   <w:body>
+    <w:p>
+      <w:pPr>
+        <w:jc w:val="center"/>
+      </w:pPr>
+      <w:r>
+        <w:drawing>
+          <wp:inline xmlns:a="http://schemas.openxmlformats.org/drawingml/2006/main" xmlns:pic="http://schemas.openxmlformats.org/drawingml/2006/picture">
+            <wp:extent cx="3780000" cy="2520000"/>
+            <wp:docPr id="1" name="Picture 1"/>
+            <wp:cNvGraphicFramePr>
+              <a:graphicFrameLocks noChangeAspect="1"/>
+            </wp:cNvGraphicFramePr>
+            <a:graphic>
+              <a:graphicData uri="http://schemas.openxmlformats.org/drawingml/2006/picture">
+                <pic:pic>
+                  <pic:nvPicPr>
+                    <pic:cNvPr id="0" name="image.png"/>
+                    <pic:cNvPicPr/>
+                  </pic:nvPicPr>
+                  <pic:blipFill>
+                    <a:blip r:embed="rId13"/>
+                    <a:stretch>
+                      <a:fillRect/>
+                    </a:stretch>
+                  </pic:blipFill>
+                  <pic:spPr>
+                    <a:xfrm>
+                      <a:off x="0" y="0"/>
+                      <a:ext cx="3780000" cy="2520000"/>
+                    </a:xfrm>
+                    <a:prstGeom prst="rect"/>
+                  </pic:spPr>
+                </pic:pic>
+              </a:graphicData>
+            </a:graphic>
+          </wp:inline>
+        </w:drawing>
+      </w:r>
+    </w:p>
     <w:p/>
     <w:p/>
     <w:p/>
     <w:p>
       <w:pPr>
         <w:jc w:val="center"/>
+        <w:rPr>
+          <w:lang w:val="en-US"/>
+        </w:rPr>
       </w:pPr>
       <w:r>
         <w:rPr>
           <w:b/>
           <w:color w:val="0F2A43"/>
           <w:sz w:val="60"/>
+          <w:lang w:val="en-US"/>
         </w:rPr>
         <w:t>REGISTRE DES RISQUES</w:t>
       </w:r>
@@ -24,35 +67,76 @@
           <w:bottom w:val="single" w:sz="18" w:space="4" w:color="127A8A"/>
         </w:pBdr>
         <w:jc w:val="center"/>
+        <w:rPr>
+          <w:lang w:val="en-US"/>
+        </w:rPr>
       </w:pPr>
     </w:p>
     <w:p>
       <w:pPr>
         <w:jc w:val="center"/>
+        <w:rPr>
+          <w:lang w:val="en-US"/>
+        </w:rPr>
       </w:pPr>
       <w:r>
         <w:rPr>
           <w:i/>
           <w:color w:val="127A8A"/>
           <w:sz w:val="28"/>
+          <w:lang w:val="en-US"/>
         </w:rPr>
         <w:t>Projet Data-Driven Pricing — Teranga Market</w:t>
       </w:r>
     </w:p>
-    <w:p/>
-    <w:p/>
-    <w:p/>
-    <w:p/>
-    <w:p/>
+    <w:p>
+      <w:pPr>
+        <w:rPr>
+          <w:lang w:val="en-US"/>
+        </w:rPr>
+      </w:pPr>
+    </w:p>
+    <w:p>
+      <w:pPr>
+        <w:rPr>
+          <w:lang w:val="en-US"/>
+        </w:rPr>
+      </w:pPr>
+    </w:p>
+    <w:p>
+      <w:pPr>
+        <w:rPr>
+          <w:lang w:val="en-US"/>
+        </w:rPr>
+      </w:pPr>
+    </w:p>
+    <w:p>
+      <w:pPr>
+        <w:rPr>
+          <w:lang w:val="en-US"/>
+        </w:rPr>
+      </w:pPr>
+    </w:p>
+    <w:p>
+      <w:pPr>
+        <w:rPr>
+          <w:lang w:val="en-US"/>
+        </w:rPr>
+      </w:pPr>
+    </w:p>
     <w:p>
       <w:pPr>
         <w:jc w:val="center"/>
+        <w:rPr>
+          <w:lang w:val="en-US"/>
+        </w:rPr>
       </w:pPr>
       <w:r>
         <w:rPr>
           <w:b/>
           <w:color w:val="0F2A43"/>
           <w:sz w:val="24"/>
+          <w:lang w:val="en-US"/>
         </w:rPr>
         <w:t xml:space="preserve">Formation : </w:t>
       </w:r>
@@ -60,6 +144,7 @@
         <w:rPr>
           <w:color w:val="555555"/>
           <w:sz w:val="24"/>
+          <w:lang w:val="en-US"/>
         </w:rPr>
         <w:t>Master 2 Big Data — ISM</w:t>
       </w:r>
@@ -288,18 +373,8 @@
                 <w:color w:val="FFFFFF"/>
                 <w:sz w:val="20"/>
               </w:rPr>
-              <w:t xml:space="preserve">Proba. </w:t>
+              <w:t>Proba. élevée</w:t>
             </w:r>
-            <w:proofErr w:type="gramStart"/>
-            <w:r>
-              <w:rPr>
-                <w:b/>
-                <w:color w:val="FFFFFF"/>
-                <w:sz w:val="20"/>
-              </w:rPr>
-              <w:t>élevée</w:t>
-            </w:r>
-            <w:proofErr w:type="gramEnd"/>
           </w:p>
         </w:tc>
         <w:tc>
@@ -404,18 +479,8 @@
                 <w:color w:val="FFFFFF"/>
                 <w:sz w:val="20"/>
               </w:rPr>
-              <w:t xml:space="preserve">Proba. </w:t>
+              <w:t>Proba. moyenne</w:t>
             </w:r>
-            <w:proofErr w:type="gramStart"/>
-            <w:r>
-              <w:rPr>
-                <w:b/>
-                <w:color w:val="FFFFFF"/>
-                <w:sz w:val="20"/>
-              </w:rPr>
-              <w:t>moyenne</w:t>
-            </w:r>
-            <w:proofErr w:type="gramEnd"/>
           </w:p>
         </w:tc>
         <w:tc>
@@ -520,18 +585,8 @@
                 <w:color w:val="FFFFFF"/>
                 <w:sz w:val="20"/>
               </w:rPr>
-              <w:t xml:space="preserve">Proba. </w:t>
+              <w:t>Proba. faible</w:t>
             </w:r>
-            <w:proofErr w:type="gramStart"/>
-            <w:r>
-              <w:rPr>
-                <w:b/>
-                <w:color w:val="FFFFFF"/>
-                <w:sz w:val="20"/>
-              </w:rPr>
-              <w:t>faible</w:t>
-            </w:r>
-            <w:proofErr w:type="gramEnd"/>
           </w:p>
         </w:tc>
         <w:tc>
@@ -1033,7 +1088,7 @@
         <w:tc>
           <w:tcPr>
             <w:tcW w:w="1020" w:type="dxa"/>
-            <w:shd w:val="clear" w:color="auto" w:fill="E67E22"/>
+            <w:shd w:val="clear" w:color="auto" w:fill="C0392B"/>
             <w:tcMar>
               <w:top w:w="50" w:type="dxa"/>
               <w:left w:w="85" w:type="dxa"/>
@@ -1053,7 +1108,7 @@
                 <w:color w:val="FFFFFF"/>
                 <w:sz w:val="16"/>
               </w:rPr>
-              <w:t>Modéré</w:t>
+              <w:t>Critique</w:t>
             </w:r>
           </w:p>
         </w:tc>
@@ -1180,21 +1235,7 @@
               <w:rPr>
                 <w:sz w:val="17"/>
               </w:rPr>
-              <w:t xml:space="preserve">Blocage à l'installation (Kafka / </w:t>
-            </w:r>
-            <w:proofErr w:type="spellStart"/>
-            <w:r>
-              <w:rPr>
-                <w:sz w:val="17"/>
-              </w:rPr>
-              <w:t>Airflow</w:t>
-            </w:r>
-            <w:proofErr w:type="spellEnd"/>
-            <w:r>
-              <w:rPr>
-                <w:sz w:val="17"/>
-              </w:rPr>
-              <w:t xml:space="preserve"> via Docker)</w:t>
+              <w:t>Blocage à l'installation (Kafka / Airflow via Docker)</w:t>
             </w:r>
           </w:p>
         </w:tc>
@@ -1276,7 +1317,7 @@
         <w:tc>
           <w:tcPr>
             <w:tcW w:w="1020" w:type="dxa"/>
-            <w:shd w:val="clear" w:color="auto" w:fill="E67E22"/>
+            <w:shd w:val="clear" w:color="auto" w:fill="C0392B"/>
             <w:tcMar>
               <w:top w:w="50" w:type="dxa"/>
               <w:left w:w="85" w:type="dxa"/>
@@ -1296,7 +1337,7 @@
                 <w:color w:val="FFFFFF"/>
                 <w:sz w:val="16"/>
               </w:rPr>
-              <w:t>Modéré</w:t>
+              <w:t>Critique</w:t>
             </w:r>
           </w:p>
         </w:tc>
@@ -1345,21 +1386,7 @@
               <w:rPr>
                 <w:sz w:val="17"/>
               </w:rPr>
-              <w:t>Garder une version locale simple (</w:t>
-            </w:r>
-            <w:proofErr w:type="spellStart"/>
-            <w:r>
-              <w:rPr>
-                <w:sz w:val="17"/>
-              </w:rPr>
-              <w:t>Spark+DuckDB</w:t>
-            </w:r>
-            <w:proofErr w:type="spellEnd"/>
-            <w:r>
-              <w:rPr>
-                <w:sz w:val="17"/>
-              </w:rPr>
-              <w:t>) comme socle de secours</w:t>
+              <w:t>Garder une version locale simple (Spark+DuckDB) comme socle de secours</w:t>
             </w:r>
           </w:p>
         </w:tc>
@@ -1584,7 +1611,7 @@
               <w:rPr>
                 <w:sz w:val="17"/>
               </w:rPr>
-              <w:t>Réutiliser le setup Spark déjà maîtrisé (projet énergie)</w:t>
+              <w:t>Réutiliser le setup Spark déjà maîtrisé</w:t>
             </w:r>
           </w:p>
         </w:tc>
@@ -1664,7 +1691,14 @@
               <w:rPr>
                 <w:sz w:val="17"/>
               </w:rPr>
-              <w:t>Données synthétiques peu réalistes</w:t>
+              <w:t xml:space="preserve">Données synthétiques peu </w:t>
+            </w:r>
+            <w:r>
+              <w:rPr>
+                <w:sz w:val="17"/>
+              </w:rPr>
+              <w:lastRenderedPageBreak/>
+              <w:t>réalistes</w:t>
             </w:r>
           </w:p>
         </w:tc>
@@ -1689,6 +1723,7 @@
               <w:rPr>
                 <w:sz w:val="17"/>
               </w:rPr>
+              <w:lastRenderedPageBreak/>
               <w:t>Données</w:t>
             </w:r>
           </w:p>
@@ -1746,7 +1781,7 @@
         <w:tc>
           <w:tcPr>
             <w:tcW w:w="1020" w:type="dxa"/>
-            <w:shd w:val="clear" w:color="auto" w:fill="E67E22"/>
+            <w:shd w:val="clear" w:color="auto" w:fill="C0392B"/>
             <w:tcMar>
               <w:top w:w="50" w:type="dxa"/>
               <w:left w:w="85" w:type="dxa"/>
@@ -1766,7 +1801,7 @@
                 <w:color w:val="FFFFFF"/>
                 <w:sz w:val="16"/>
               </w:rPr>
-              <w:t>Modéré</w:t>
+              <w:t>Critique</w:t>
             </w:r>
           </w:p>
         </w:tc>
@@ -1815,7 +1850,14 @@
               <w:rPr>
                 <w:sz w:val="17"/>
               </w:rPr>
-              <w:t>Règles de génération réalistes + contrôles qualité + documentation</w:t>
+              <w:t xml:space="preserve">Règles de génération réalistes + </w:t>
+            </w:r>
+            <w:r>
+              <w:rPr>
+                <w:sz w:val="17"/>
+              </w:rPr>
+              <w:lastRenderedPageBreak/>
+              <w:t>contrôles qualité + documentation</w:t>
             </w:r>
           </w:p>
         </w:tc>
@@ -1840,6 +1882,7 @@
               <w:rPr>
                 <w:sz w:val="17"/>
               </w:rPr>
+              <w:lastRenderedPageBreak/>
               <w:t>P2</w:t>
             </w:r>
           </w:p>
@@ -2040,21 +2083,7 @@
               <w:rPr>
                 <w:sz w:val="17"/>
               </w:rPr>
-              <w:t xml:space="preserve">Ratios équilibrés (200 ventes/produit), </w:t>
-            </w:r>
-            <w:proofErr w:type="spellStart"/>
-            <w:r>
-              <w:rPr>
-                <w:sz w:val="17"/>
-              </w:rPr>
-              <w:t>baselines</w:t>
-            </w:r>
-            <w:proofErr w:type="spellEnd"/>
-            <w:r>
-              <w:rPr>
-                <w:sz w:val="17"/>
-              </w:rPr>
-              <w:t xml:space="preserve"> de comparaison</w:t>
+              <w:t>Ratios équilibrés (200 ventes/produit), baselines de comparaison</w:t>
             </w:r>
           </w:p>
         </w:tc>
@@ -2506,19 +2535,11 @@
             <w:pPr>
               <w:spacing w:after="20"/>
             </w:pPr>
-            <w:proofErr w:type="spellStart"/>
             <w:r>
               <w:rPr>
                 <w:sz w:val="17"/>
               </w:rPr>
-              <w:t>Commits</w:t>
-            </w:r>
-            <w:proofErr w:type="spellEnd"/>
-            <w:r>
-              <w:rPr>
-                <w:sz w:val="17"/>
-              </w:rPr>
-              <w:t xml:space="preserve"> fréquents sur Git, branches par membre</w:t>
+              <w:t>Commits fréquents sur Git, branches par membre</w:t>
             </w:r>
           </w:p>
         </w:tc>
@@ -2828,21 +2849,7 @@
               <w:rPr>
                 <w:sz w:val="17"/>
               </w:rPr>
-              <w:t xml:space="preserve">Périmètre qui s'élargit (scope </w:t>
-            </w:r>
-            <w:proofErr w:type="spellStart"/>
-            <w:r>
-              <w:rPr>
-                <w:sz w:val="17"/>
-              </w:rPr>
-              <w:t>creep</w:t>
-            </w:r>
-            <w:proofErr w:type="spellEnd"/>
-            <w:r>
-              <w:rPr>
-                <w:sz w:val="17"/>
-              </w:rPr>
-              <w:t>)</w:t>
+              <w:t>Périmètre qui s'élargit (scope creep)</w:t>
             </w:r>
           </w:p>
         </w:tc>
@@ -3044,7 +3051,6 @@
                 <w:color w:val="127A8A"/>
                 <w:sz w:val="17"/>
               </w:rPr>
-              <w:lastRenderedPageBreak/>
               <w:t>R10</w:t>
             </w:r>
           </w:p>
@@ -3069,16 +3075,8 @@
               <w:rPr>
                 <w:sz w:val="17"/>
               </w:rPr>
-              <w:t xml:space="preserve">Incohérence entre modèles et </w:t>
+              <w:t>Incohérence entre modèles et dashboard</w:t>
             </w:r>
-            <w:proofErr w:type="spellStart"/>
-            <w:r>
-              <w:rPr>
-                <w:sz w:val="17"/>
-              </w:rPr>
-              <w:t>dashboard</w:t>
-            </w:r>
-            <w:proofErr w:type="spellEnd"/>
           </w:p>
         </w:tc>
         <w:tc>
@@ -3482,6 +3480,230 @@
           </w:p>
         </w:tc>
       </w:tr>
+      <w:tr>
+        <w:trPr>
+          <w:jc w:val="center"/>
+        </w:trPr>
+        <w:tc>
+          <w:tcPr>
+            <w:tcW w:w="567" w:type="dxa"/>
+            <w:tcMar>
+              <w:top w:w="50" w:type="dxa"/>
+              <w:left w:w="85" w:type="dxa"/>
+              <w:bottom w:w="50" w:type="dxa"/>
+              <w:right w:w="85" w:type="dxa"/>
+            </w:tcMar>
+            <w:vAlign w:val="center"/>
+          </w:tcPr>
+          <w:p>
+            <w:pPr>
+              <w:spacing w:after="20"/>
+              <w:jc w:val="center"/>
+            </w:pPr>
+            <w:r>
+              <w:rPr>
+                <w:b/>
+                <w:color w:val="127A8A"/>
+                <w:sz w:val="17"/>
+              </w:rPr>
+              <w:t>R12</w:t>
+            </w:r>
+          </w:p>
+        </w:tc>
+        <w:tc>
+          <w:tcPr>
+            <w:tcW w:w="2214" w:type="dxa"/>
+            <w:tcMar>
+              <w:top w:w="50" w:type="dxa"/>
+              <w:left w:w="85" w:type="dxa"/>
+              <w:bottom w:w="50" w:type="dxa"/>
+              <w:right w:w="85" w:type="dxa"/>
+            </w:tcMar>
+            <w:vAlign w:val="center"/>
+          </w:tcPr>
+          <w:p>
+            <w:pPr>
+              <w:spacing w:after="20"/>
+            </w:pPr>
+            <w:r>
+              <w:rPr>
+                <w:sz w:val="17"/>
+              </w:rPr>
+              <w:t>Dérive des modèles dans le temps (data drift)</w:t>
+            </w:r>
+          </w:p>
+        </w:tc>
+        <w:tc>
+          <w:tcPr>
+            <w:tcW w:w="1418" w:type="dxa"/>
+            <w:tcMar>
+              <w:top w:w="50" w:type="dxa"/>
+              <w:left w:w="85" w:type="dxa"/>
+              <w:bottom w:w="50" w:type="dxa"/>
+              <w:right w:w="85" w:type="dxa"/>
+            </w:tcMar>
+            <w:vAlign w:val="center"/>
+          </w:tcPr>
+          <w:p>
+            <w:pPr>
+              <w:spacing w:after="20"/>
+              <w:jc w:val="center"/>
+            </w:pPr>
+            <w:r>
+              <w:rPr>
+                <w:sz w:val="17"/>
+              </w:rPr>
+              <w:t>Technique / MLOps</w:t>
+            </w:r>
+          </w:p>
+        </w:tc>
+        <w:tc>
+          <w:tcPr>
+            <w:tcW w:w="904" w:type="dxa"/>
+            <w:tcMar>
+              <w:top w:w="50" w:type="dxa"/>
+              <w:left w:w="85" w:type="dxa"/>
+              <w:bottom w:w="50" w:type="dxa"/>
+              <w:right w:w="85" w:type="dxa"/>
+            </w:tcMar>
+            <w:vAlign w:val="center"/>
+          </w:tcPr>
+          <w:p>
+            <w:pPr>
+              <w:spacing w:after="20"/>
+              <w:jc w:val="center"/>
+            </w:pPr>
+            <w:r>
+              <w:rPr>
+                <w:sz w:val="17"/>
+              </w:rPr>
+              <w:t>Faible</w:t>
+            </w:r>
+          </w:p>
+        </w:tc>
+        <w:tc>
+          <w:tcPr>
+            <w:tcW w:w="794" w:type="dxa"/>
+            <w:tcMar>
+              <w:top w:w="50" w:type="dxa"/>
+              <w:left w:w="85" w:type="dxa"/>
+              <w:bottom w:w="50" w:type="dxa"/>
+              <w:right w:w="85" w:type="dxa"/>
+            </w:tcMar>
+            <w:vAlign w:val="center"/>
+          </w:tcPr>
+          <w:p>
+            <w:pPr>
+              <w:spacing w:after="20"/>
+              <w:jc w:val="center"/>
+            </w:pPr>
+            <w:r>
+              <w:rPr>
+                <w:sz w:val="17"/>
+              </w:rPr>
+              <w:t>Moyen</w:t>
+            </w:r>
+          </w:p>
+        </w:tc>
+        <w:tc>
+          <w:tcPr>
+            <w:tcW w:w="1020" w:type="dxa"/>
+            <w:shd w:val="clear" w:color="auto" w:fill="27AE60"/>
+            <w:tcMar>
+              <w:top w:w="50" w:type="dxa"/>
+              <w:left w:w="85" w:type="dxa"/>
+              <w:bottom w:w="50" w:type="dxa"/>
+              <w:right w:w="85" w:type="dxa"/>
+            </w:tcMar>
+            <w:vAlign w:val="center"/>
+          </w:tcPr>
+          <w:p>
+            <w:pPr>
+              <w:spacing w:after="20"/>
+              <w:jc w:val="center"/>
+            </w:pPr>
+            <w:r>
+              <w:rPr>
+                <w:b/>
+                <w:color w:val="FFFFFF"/>
+                <w:sz w:val="16"/>
+              </w:rPr>
+              <w:t>Faible</w:t>
+            </w:r>
+          </w:p>
+        </w:tc>
+        <w:tc>
+          <w:tcPr>
+            <w:tcW w:w="1020" w:type="dxa"/>
+            <w:tcMar>
+              <w:top w:w="50" w:type="dxa"/>
+              <w:left w:w="85" w:type="dxa"/>
+              <w:bottom w:w="50" w:type="dxa"/>
+              <w:right w:w="85" w:type="dxa"/>
+            </w:tcMar>
+            <w:vAlign w:val="center"/>
+          </w:tcPr>
+          <w:p>
+            <w:pPr>
+              <w:spacing w:after="20"/>
+              <w:jc w:val="center"/>
+            </w:pPr>
+            <w:r>
+              <w:rPr>
+                <w:sz w:val="17"/>
+              </w:rPr>
+              <w:t>Réduire</w:t>
+            </w:r>
+          </w:p>
+        </w:tc>
+        <w:tc>
+          <w:tcPr>
+            <w:tcW w:w="2608" w:type="dxa"/>
+            <w:tcMar>
+              <w:top w:w="50" w:type="dxa"/>
+              <w:left w:w="85" w:type="dxa"/>
+              <w:bottom w:w="50" w:type="dxa"/>
+              <w:right w:w="85" w:type="dxa"/>
+            </w:tcMar>
+            <w:vAlign w:val="center"/>
+          </w:tcPr>
+          <w:p>
+            <w:pPr>
+              <w:spacing w:after="20"/>
+            </w:pPr>
+            <w:r>
+              <w:rPr>
+                <w:sz w:val="17"/>
+              </w:rPr>
+              <w:t>Monitoring de dérive (PSI) + ré-entraînement périodique (MLOps)</w:t>
+            </w:r>
+          </w:p>
+        </w:tc>
+        <w:tc>
+          <w:tcPr>
+            <w:tcW w:w="680" w:type="dxa"/>
+            <w:tcMar>
+              <w:top w:w="50" w:type="dxa"/>
+              <w:left w:w="85" w:type="dxa"/>
+              <w:bottom w:w="50" w:type="dxa"/>
+              <w:right w:w="85" w:type="dxa"/>
+            </w:tcMar>
+            <w:vAlign w:val="center"/>
+          </w:tcPr>
+          <w:p>
+            <w:pPr>
+              <w:spacing w:after="20"/>
+              <w:jc w:val="center"/>
+            </w:pPr>
+            <w:r>
+              <w:rPr>
+                <w:sz w:val="17"/>
+              </w:rPr>
+              <w:t>P4</w:t>
+            </w:r>
+          </w:p>
+        </w:tc>
+      </w:tr>
     </w:tbl>
     <w:p/>
     <w:p>
@@ -3494,7 +3716,9 @@
       </w:r>
     </w:p>
     <w:sectPr>
-      <w:footerReference w:type="default" r:id="rId8"/>
+      <w:headerReference w:type="default" r:id="rId8"/>
+      <w:footerReference w:type="default" r:id="rId9"/>
+      <w:headerReference w:type="first" r:id="rId12"/>
       <w:pgSz w:w="12240" w:h="15840"/>
       <w:pgMar w:top="1440" w:right="1020" w:bottom="1440" w:left="1020" w:header="720" w:footer="720" w:gutter="0"/>
       <w:cols w:space="720"/>
@@ -3541,23 +3765,7 @@
         <w:color w:val="555555"/>
         <w:sz w:val="16"/>
       </w:rPr>
-      <w:t xml:space="preserve">Registre des risques — Teranga </w:t>
-    </w:r>
-    <w:proofErr w:type="gramStart"/>
-    <w:r>
-      <w:rPr>
-        <w:color w:val="555555"/>
-        <w:sz w:val="16"/>
-      </w:rPr>
-      <w:t>Market  |</w:t>
-    </w:r>
-    <w:proofErr w:type="gramEnd"/>
-    <w:r>
-      <w:rPr>
-        <w:color w:val="555555"/>
-        <w:sz w:val="16"/>
-      </w:rPr>
-      <w:t xml:space="preserve">  Page </w:t>
+      <w:t xml:space="preserve">Registre des risques — Teranga Market  |  Page </w:t>
     </w:r>
     <w:r>
       <w:fldChar w:fldCharType="begin"/>
@@ -3607,6 +3815,26 @@
     </w:p>
   </w:footnote>
 </w:footnotes>
+</file>
+
+<file path=word/header1.xml><?xml version="1.0" encoding="utf-8"?>
+<w:hdr xmlns:wpc="http://schemas.microsoft.com/office/word/2010/wordprocessingCanvas" xmlns:cx="http://schemas.microsoft.com/office/drawing/2014/chartex" xmlns:cx1="http://schemas.microsoft.com/office/drawing/2015/9/8/chartex" xmlns:cx2="http://schemas.microsoft.com/office/drawing/2015/10/21/chartex" xmlns:cx3="http://schemas.microsoft.com/office/drawing/2016/5/9/chartex" xmlns:cx4="http://schemas.microsoft.com/office/drawing/2016/5/10/chartex" xmlns:cx5="http://schemas.microsoft.com/office/drawing/2016/5/11/chartex" xmlns:cx6="http://schemas.microsoft.com/office/drawing/2016/5/12/chartex" xmlns:cx7="http://schemas.microsoft.com/office/drawing/2016/5/13/chartex" xmlns:cx8="http://schemas.microsoft.com/office/drawing/2016/5/14/chartex" xmlns:mc="http://schemas.openxmlformats.org/markup-compatibility/2006" xmlns:aink="http://schemas.microsoft.com/office/drawing/2016/ink" xmlns:am3d="http://schemas.microsoft.com/office/drawing/2017/model3d" xmlns:o="urn:schemas-microsoft-com:office:office" xmlns:oel="http://schemas.microsoft.com/office/2019/extlst" xmlns:r="http://schemas.openxmlformats.org/officeDocument/2006/relationships" xmlns:m="http://schemas.openxmlformats.org/officeDocument/2006/math" xmlns:v="urn:schemas-microsoft-com:vml" xmlns:wp14="http://schemas.microsoft.com/office/word/2010/wordprocessingDrawing" xmlns:wp="http://schemas.openxmlformats.org/drawingml/2006/wordprocessingDrawing" xmlns:w10="urn:schemas-microsoft-com:office:word" xmlns:w="http://schemas.openxmlformats.org/wordprocessingml/2006/main" xmlns:w14="http://schemas.microsoft.com/office/word/2010/wordml" xmlns:w15="http://schemas.microsoft.com/office/word/2012/wordml" xmlns:w16cei="http://schemas.microsoft.com/office/word/2026/wordml/cei" xmlns:w16cex="http://schemas.microsoft.com/office/word/2018/wordml/cex" xmlns:w16cid="http://schemas.microsoft.com/office/word/2016/wordml/cid" xmlns:w16="http://schemas.microsoft.com/office/word/2018/wordml" xmlns:w16du="http://schemas.microsoft.com/office/word/2023/wordml/word16du" xmlns:w16sdtdh="http://schemas.microsoft.com/office/word/2020/wordml/sdtdatahash" xmlns:w16sdtfl="http://schemas.microsoft.com/office/word/2024/wordml/sdtformatlock" xmlns:w16se="http://schemas.microsoft.com/office/word/2015/wordml/symex" xmlns:wpg="http://schemas.microsoft.com/office/word/2010/wordprocessingGroup" xmlns:wpi="http://schemas.microsoft.com/office/word/2010/wordprocessingInk" xmlns:wne="http://schemas.microsoft.com/office/word/2006/wordml" xmlns:wps="http://schemas.microsoft.com/office/word/2010/wordprocessingShape" mc:Ignorable="w14 w15 w16se w16cid w16 w16cex w16sdtdh w16sdtfl w16du wp14">
+  <w:p>
+    <w:pPr>
+      <w:jc w:val="center"/>
+    </w:pPr>
+  </w:p>
+</w:hdr>
+</file>
+
+<file path=word/header2.xml><?xml version="1.0" encoding="utf-8"?>
+<w:hdr xmlns:m="http://schemas.openxmlformats.org/officeDocument/2006/math" xmlns:mc="http://schemas.openxmlformats.org/markup-compatibility/2006" xmlns:mo="http://schemas.microsoft.com/office/mac/office/2008/main" xmlns:mv="urn:schemas-microsoft-com:mac:vml" xmlns:o="urn:schemas-microsoft-com:office:office" xmlns:r="http://schemas.openxmlformats.org/officeDocument/2006/relationships" xmlns:v="urn:schemas-microsoft-com:vml" xmlns:w10="urn:schemas-microsoft-com:office:word" xmlns:w14="http://schemas.microsoft.com/office/word/2010/wordml" xmlns:w="http://schemas.openxmlformats.org/wordprocessingml/2006/main" xmlns:wne="http://schemas.microsoft.com/office/word/2006/wordml" xmlns:wp14="http://schemas.microsoft.com/office/word/2010/wordprocessingDrawing" xmlns:wp="http://schemas.openxmlformats.org/drawingml/2006/wordprocessingDrawing" xmlns:wpc="http://schemas.microsoft.com/office/word/2010/wordprocessingCanvas" xmlns:wpg="http://schemas.microsoft.com/office/word/2010/wordprocessingGroup" xmlns:wpi="http://schemas.microsoft.com/office/word/2010/wordprocessingInk" xmlns:wps="http://schemas.microsoft.com/office/word/2010/wordprocessingShape" mc:Ignorable="w14 wp14">
+  <w:p>
+    <w:pPr>
+      <w:pStyle w:val="Header"/>
+    </w:pPr>
+  </w:p>
+</w:hdr>
 </file>
 
 <file path=word/numbering.xml><?xml version="1.0" encoding="utf-8"?>
